--- a/The Dolphins' View of History/chapters/31 - The Physics That Finally Made Sense to Someone.docx
+++ b/The Dolphins' View of History/chapters/31 - The Physics That Finally Made Sense to Someone.docx
@@ -18,7 +18,7 @@
           <w:sz w:val="36"/>
           <w:szCs w:val="36"/>
         </w:rPr>
-        <w:t xml:space="preserve">Chapter 31: The Physics That Finally Made Sense to Someone</w:t>
+        <w:t xml:space="preserve">1905 Onward: The Physics That Finally Made Sense to Someone</w:t>
       </w:r>
     </w:p>
     <w:p>

--- a/The Dolphins' View of History/chapters/31 - The Physics That Finally Made Sense to Someone.docx
+++ b/The Dolphins' View of History/chapters/31 - The Physics That Finally Made Sense to Someone.docx
@@ -42,15 +42,15 @@
         <w:spacing w:after="200"/>
       </w:pPr>
       <w:r>
-        <w:t xml:space="preserve">Dolphin intuition does not. Every dolphin has spent its entire life aware, in a way no human's unaided senses are, that a signal takes a real, measurable amount of time to leave, bounce off something, and return — and that where an object is right now and where its echo says it is are two different questions with two different answers depending on distance. Echolocating animals have effectively been doing applied relativity, at manageable speeds and short ranges, since long before Einstein needed a train and a lightning bolt to explain the idea to everyone else.</w:t>
-      </w:r>
-    </w:p>
-    <w:p>
-      <w:pPr>
-        <w:spacing w:after="200"/>
-      </w:pPr>
-      <w:r>
-        <w:t xml:space="preserve">Einstein's general theory, which in 1915 extended the special one to gravity, got its most famous public test in 1919, when Arthur Eddington led an expedition to the island of Príncipe, off West Africa, to photograph a total solar eclipse and measure whether starlight passing near the sun bent by the amount Einstein's equations predicted. It did, and the announcement made Einstein an overnight celebrity in a way no physicist before him had been. Dolphin historians note, with the faintest trace of smugness, that confirming this took a ship, an island, a rare eclipse, and a great deal of careful photography, whereas any dolphin confirms the same underlying point about delayed, non-instantaneous signals every time it opens its mouth.</w:t>
+        <w:t xml:space="preserve">Dolphin intuition does not. Every dolphin has spent its entire life aware, in a way no human's unaided senses are, that a signal takes a real, measurable amount of time to leave, bounce off something, and return — and that where an object is right now and where its echo says it is are two different questions with two different answers depending on distance. Echolocation is not relativity, which concerns light and very high speeds, but it trains the intuition relativity begins from, and echolocating animals have been living with that intuition since long before Einstein needed a train and a lightning bolt to explain the idea to everyone else.</w:t>
+      </w:r>
+    </w:p>
+    <w:p>
+      <w:pPr>
+        <w:spacing w:after="200"/>
+      </w:pPr>
+      <w:r>
+        <w:t xml:space="preserve">Einstein's general theory, which in 1915 extended the special one to gravity, got its most famous public test in 1919, when Arthur Eddington led an expedition to the island of Príncipe, off West Africa, and a second British team set up at Sobral, in Brazil, to photograph a total solar eclipse and measure whether starlight passing near the sun bent by the amount Einstein's equations predicted. It did, and the announcement made Einstein an overnight celebrity in a way no physicist before him had been. Dolphin historians note, with the faintest trace of smugness, that confirming this took a ship, an island, a rare eclipse, and a great deal of careful photography, whereas any dolphin confirms the same underlying point about delayed, non-instantaneous signals every time it clicks.</w:t>
       </w:r>
     </w:p>
     <w:p>
